--- a/public/materialy/1L/8/_ucitel/1. Kurz SQL v prohlížeči/Plán hodin - Kurz SQL.docx
+++ b/public/materialy/1L/8/_ucitel/1. Kurz SQL v prohlížeči/Plán hodin - Kurz SQL.docx
@@ -363,7 +363,7 @@
         <w:rPr>
           <w:b/>
         </w:rPr>
-        <w:t xml:space="preserve">Kurz: karelhlas.vercel.app/sql — interaktivní kurz, 19 lekcí (na počítači ve virtuálním DB Browseru, na telefonu lekce 1–13 jako webová stránka), nic se neinstaluje</w:t>
+        <w:t>Kurz: karelhlas.vercel.app/sql — interaktivní kurz, 22 lekcí ve virtuálním DB Browseru (jen na počítači s myší, na telefonu ani tabletu neběží), nic se neinstaluje</w:t>
       </w:r>
     </w:p>
     <w:p>

--- a/public/materialy/1L/8/_ucitel/1. Kurz SQL v prohlížeči/Plán hodin - Kurz SQL.docx
+++ b/public/materialy/1L/8/_ucitel/1. Kurz SQL v prohlížeči/Plán hodin - Kurz SQL.docx
@@ -18,7 +18,7 @@
           <w:color w:val="52525B"/>
           <w:sz w:val="22"/>
         </w:rPr>
-        <w:t>Základy databází a práce s informacemi • 1. ročník SPŠ • 2× 45 minut</w:t>
+        <w:t>Základy databází a práce s informacemi • střední škola • 2× 45 minut</w:t>
       </w:r>
     </w:p>
     <w:p>
@@ -159,7 +159,7 @@
               <w:rPr>
                 <w:sz w:val="20"/>
               </w:rPr>
-              <w:t>1. ročník, střední průmyslová škola (strojní a stavební obory)</w:t>
+              <w:t>kterýkoli ročník SŠ podle ŠVP (vzniklo pro strojní a stavební obory SPŠ)</w:t>
             </w:r>
           </w:p>
         </w:tc>
